--- a/docs/AETHER_SIH26170_References_and_Sources.docx
+++ b/docs/AETHER_SIH26170_References_and_Sources.docx
@@ -1424,7 +1424,7 @@
                 <w:sz w:val="18"/>
                 <w:szCs w:val="18"/>
               </w:rPr>
-              <w:t xml:space="preserve">Training lots (4,945 parts, 24 lots)</w:t>
+              <w:t xml:space="preserve">Training lots (5,145 parts, 25 lots including LOTSIH)</w:t>
             </w:r>
           </w:p>
         </w:tc>
@@ -1535,7 +1535,7 @@
         <w:spacing w:after="160" w:line="240"/>
         <w:ind w:left="720"/>
       </w:pPr>
-      <w:hyperlink w:history="1" r:id="rIdnxo9b9bowg8wsbg8rbojg">
+      <w:hyperlink w:history="1" r:id="rIdyu3i0ujnkved4hsdtdhvw">
         <w:r>
           <w:rPr>
             <w:rFonts w:ascii="Arial" w:cs="Arial" w:eastAsia="Arial" w:hAnsi="Arial"/>
@@ -1599,7 +1599,7 @@
         <w:spacing w:after="160" w:line="240"/>
         <w:ind w:left="720"/>
       </w:pPr>
-      <w:hyperlink w:history="1" r:id="rId_wicuvdthyhnqygtk2oeb">
+      <w:hyperlink w:history="1" r:id="rId2dlcnbhy4ytslzfpk560f">
         <w:r>
           <w:rPr>
             <w:rFonts w:ascii="Arial" w:cs="Arial" w:eastAsia="Arial" w:hAnsi="Arial"/>
@@ -1632,7 +1632,7 @@
         <w:spacing w:after="160" w:line="240"/>
         <w:ind w:left="720"/>
       </w:pPr>
-      <w:hyperlink w:history="1" r:id="rIdc6-vytok7pxs_w1fr9nmi">
+      <w:hyperlink w:history="1" r:id="rIdiuhd8d4b0z4qszv9wljye">
         <w:r>
           <w:rPr>
             <w:rFonts w:ascii="Arial" w:cs="Arial" w:eastAsia="Arial" w:hAnsi="Arial"/>
@@ -1665,7 +1665,7 @@
         <w:spacing w:after="160" w:line="240"/>
         <w:ind w:left="720"/>
       </w:pPr>
-      <w:hyperlink w:history="1" r:id="rIdr5scjpcsjk7lwi9ue0wen">
+      <w:hyperlink w:history="1" r:id="rId8yqf6brzaqfgiynan5-ko">
         <w:r>
           <w:rPr>
             <w:rFonts w:ascii="Arial" w:cs="Arial" w:eastAsia="Arial" w:hAnsi="Arial"/>
@@ -1729,7 +1729,7 @@
         <w:spacing w:after="160" w:line="240"/>
         <w:ind w:left="720"/>
       </w:pPr>
-      <w:hyperlink w:history="1" r:id="rIdd_7j8wjdmrzsbm2tru8vh">
+      <w:hyperlink w:history="1" r:id="rIdthahmmncprdktzhn2a9jo">
         <w:r>
           <w:rPr>
             <w:rFonts w:ascii="Arial" w:cs="Arial" w:eastAsia="Arial" w:hAnsi="Arial"/>
@@ -1777,7 +1777,7 @@
         <w:spacing w:after="160" w:line="240"/>
         <w:ind w:left="720"/>
       </w:pPr>
-      <w:hyperlink w:history="1" r:id="rIdx2nafim1ovkg09bqnqeyx">
+      <w:hyperlink w:history="1" r:id="rIdgnmo8my2kemebsqpmmx4o">
         <w:r>
           <w:rPr>
             <w:rFonts w:ascii="Arial" w:cs="Arial" w:eastAsia="Arial" w:hAnsi="Arial"/>
@@ -1841,7 +1841,7 @@
         <w:spacing w:after="160" w:line="240"/>
         <w:ind w:left="720"/>
       </w:pPr>
-      <w:hyperlink w:history="1" r:id="rId9pr__1ck7vpl_ipprrfmi">
+      <w:hyperlink w:history="1" r:id="rIdset0w0e9ofgbaq-ckjv0b">
         <w:r>
           <w:rPr>
             <w:rFonts w:ascii="Arial" w:cs="Arial" w:eastAsia="Arial" w:hAnsi="Arial"/>
@@ -1874,7 +1874,7 @@
         <w:spacing w:after="160" w:line="240"/>
         <w:ind w:left="720"/>
       </w:pPr>
-      <w:hyperlink w:history="1" r:id="rIdurfg1vh0yifyge5lbjecf">
+      <w:hyperlink w:history="1" r:id="rIdstjj9shkjipkqdfdao9dr">
         <w:r>
           <w:rPr>
             <w:rFonts w:ascii="Arial" w:cs="Arial" w:eastAsia="Arial" w:hAnsi="Arial"/>
@@ -1922,7 +1922,7 @@
         <w:spacing w:after="160" w:line="240"/>
         <w:ind w:left="720"/>
       </w:pPr>
-      <w:hyperlink w:history="1" r:id="rIdk6-ao2xbibbeiche2mshw">
+      <w:hyperlink w:history="1" r:id="rIdxsnunoma-vmasae836jl4">
         <w:r>
           <w:rPr>
             <w:rFonts w:ascii="Arial" w:cs="Arial" w:eastAsia="Arial" w:hAnsi="Arial"/>
@@ -1955,7 +1955,7 @@
         <w:spacing w:after="160" w:line="240"/>
         <w:ind w:left="720"/>
       </w:pPr>
-      <w:hyperlink w:history="1" r:id="rId14eiknvwhahywonx4xtb0">
+      <w:hyperlink w:history="1" r:id="rIdlm2qkfqymooscnbqv43il">
         <w:r>
           <w:rPr>
             <w:rFonts w:ascii="Arial" w:cs="Arial" w:eastAsia="Arial" w:hAnsi="Arial"/>
@@ -1988,7 +1988,7 @@
         <w:spacing w:after="160" w:line="240"/>
         <w:ind w:left="720"/>
       </w:pPr>
-      <w:hyperlink w:history="1" r:id="rIdielusxwjac4j9wx4guvwz">
+      <w:hyperlink w:history="1" r:id="rId1qnxcinptetbwh3x7kitv">
         <w:r>
           <w:rPr>
             <w:rFonts w:ascii="Arial" w:cs="Arial" w:eastAsia="Arial" w:hAnsi="Arial"/>
@@ -2021,7 +2021,7 @@
         <w:spacing w:after="160" w:line="240"/>
         <w:ind w:left="720"/>
       </w:pPr>
-      <w:hyperlink w:history="1" r:id="rIdblnobi4hxqohzj_0asstn">
+      <w:hyperlink w:history="1" r:id="rIdgsn41lojklefnk5w_i8vq">
         <w:r>
           <w:rPr>
             <w:rFonts w:ascii="Arial" w:cs="Arial" w:eastAsia="Arial" w:hAnsi="Arial"/>
@@ -2054,7 +2054,7 @@
         <w:spacing w:after="160" w:line="240"/>
         <w:ind w:left="720"/>
       </w:pPr>
-      <w:hyperlink w:history="1" r:id="rIdzqhh-slyz0bmwzt6vvgzy">
+      <w:hyperlink w:history="1" r:id="rIdv3ewnvowjgk_xacypgd6q">
         <w:r>
           <w:rPr>
             <w:rFonts w:ascii="Arial" w:cs="Arial" w:eastAsia="Arial" w:hAnsi="Arial"/>
@@ -2182,7 +2182,7 @@
           <w:sz w:val="22"/>
           <w:szCs w:val="22"/>
         </w:rPr>
-        <w:t xml:space="preserve">Healthy parts follow a slow, nearly linear ageing law at 125 °C. Process corners (fast / nominal / slow) shift the whole lot centroid so a global Isolation Forest on raw microamps cannot be used — scores are lot-normalised first. Measurement noise is set to typical parametric-analyser repeatability. Default build: 24 lots, about 4,945 parts, split by lot (not by part) into train / val / test.</w:t>
+        <w:t xml:space="preserve">Healthy parts follow a slow, nearly linear ageing law at 125 °C. Process corners (fast / nominal / slow) shift the whole lot centroid so a global Isolation Forest on raw microamps cannot be used — scores are lot-normalised first. Measurement noise is set to typical parametric-analyser repeatability. Default build: 24 generated lots plus the pinned LOTSIH textbook lot, 5,145 parts, split by lot (not by part) into train / val / test. Optional extras VTH, IDSAT, and reverse leakage are generated with the same defect modes.</w:t>
       </w:r>
     </w:p>
     <w:p>
